--- a/docs/IMAD_DRF_FastAPI_Project_Report.docx
+++ b/docs/IMAD_DRF_FastAPI_Project_Report.docx
@@ -3666,7 +3666,7 @@
           <w:rFonts w:ascii="Arial" w:hAnsi="Arial"/>
           <w:color w:val="000000"/>
         </w:rPr>
-        <w:t xml:space="preserve">•  Team member names and responsibilities were not present in the project materials and must be added by the team rather than inferred.</w:t>
+        <w:t xml:space="preserve">•  Team work allocation: dev and Nimitt are assigned backend work; Parth and Krupa are assigned frontend work.</w:t>
       </w:r>
     </w:p>
     <w:p>
